--- a/Projects/Sentinel V1/Parts 1.docx
+++ b/Projects/Sentinel V1/Parts 1.docx
@@ -52,6 +52,9 @@
           </w:tcPr>
           <w:p>
             <w:r>
+              <w:rPr>
+                <w:noProof/>
+              </w:rPr>
               <w:drawing>
                 <wp:inline distT="0" distB="0" distL="0" distR="0" wp14:anchorId="54CE99A3" wp14:editId="14E8D756">
                   <wp:extent cx="1133483" cy="1190634"/>
@@ -120,6 +123,9 @@
           </w:tcPr>
           <w:p>
             <w:r>
+              <w:rPr>
+                <w:noProof/>
+              </w:rPr>
               <w:drawing>
                 <wp:inline distT="0" distB="0" distL="0" distR="0" wp14:anchorId="6440D28A" wp14:editId="25D9D5A5">
                   <wp:extent cx="1133483" cy="1133483"/>
@@ -643,6 +649,472 @@
         <w:tab/>
       </w:r>
     </w:p>
+    <w:p/>
+    <w:p/>
+    <w:p/>
+    <w:p/>
+    <w:p/>
+    <w:p/>
+    <w:p/>
+    <w:p/>
+    <w:p/>
+    <w:p/>
+    <w:p/>
+    <w:p/>
+    <w:p/>
+    <w:p/>
+    <w:p/>
+    <w:p/>
+    <w:p/>
+    <w:p/>
+    <w:p/>
+    <w:p/>
+    <w:p/>
+    <w:p>
+      <w:r>
+        <w:lastRenderedPageBreak/>
+        <w:t>New build because Pyrodrone SUCKS !!!</w:t>
+      </w:r>
+    </w:p>
+    <w:tbl>
+      <w:tblPr>
+        <w:tblStyle w:val="TableGrid"/>
+        <w:tblW w:w="0" w:type="auto"/>
+        <w:tblLook w:val="04A0" w:firstRow="1" w:lastRow="0" w:firstColumn="1" w:lastColumn="0" w:noHBand="0" w:noVBand="1"/>
+      </w:tblPr>
+      <w:tblGrid>
+        <w:gridCol w:w="3116"/>
+        <w:gridCol w:w="3117"/>
+        <w:gridCol w:w="3117"/>
+      </w:tblGrid>
+      <w:tr>
+        <w:tc>
+          <w:tcPr>
+            <w:tcW w:w="3116" w:type="dxa"/>
+          </w:tcPr>
+          <w:p>
+            <w:r>
+              <w:drawing>
+                <wp:inline distT="0" distB="0" distL="0" distR="0" wp14:anchorId="4F15E8F4" wp14:editId="54D5BAE8">
+                  <wp:extent cx="1410697" cy="1433512"/>
+                  <wp:effectExtent l="0" t="0" r="0" b="0"/>
+                  <wp:docPr id="79048914" name="Picture 1"/>
+                  <wp:cNvGraphicFramePr>
+                    <a:graphicFrameLocks xmlns:a="http://schemas.openxmlformats.org/drawingml/2006/main" noChangeAspect="1"/>
+                  </wp:cNvGraphicFramePr>
+                  <a:graphic xmlns:a="http://schemas.openxmlformats.org/drawingml/2006/main">
+                    <a:graphicData uri="http://schemas.openxmlformats.org/drawingml/2006/picture">
+                      <pic:pic xmlns:pic="http://schemas.openxmlformats.org/drawingml/2006/picture">
+                        <pic:nvPicPr>
+                          <pic:cNvPr id="79048914" name=""/>
+                          <pic:cNvPicPr/>
+                        </pic:nvPicPr>
+                        <pic:blipFill>
+                          <a:blip r:embed="rId12"/>
+                          <a:stretch>
+                            <a:fillRect/>
+                          </a:stretch>
+                        </pic:blipFill>
+                        <pic:spPr>
+                          <a:xfrm>
+                            <a:off x="0" y="0"/>
+                            <a:ext cx="1415266" cy="1438155"/>
+                          </a:xfrm>
+                          <a:prstGeom prst="rect">
+                            <a:avLst/>
+                          </a:prstGeom>
+                        </pic:spPr>
+                      </pic:pic>
+                    </a:graphicData>
+                  </a:graphic>
+                </wp:inline>
+              </w:drawing>
+            </w:r>
+          </w:p>
+        </w:tc>
+        <w:tc>
+          <w:tcPr>
+            <w:tcW w:w="3117" w:type="dxa"/>
+          </w:tcPr>
+          <w:p>
+            <w:r>
+              <w:t>SpeedyBee 4 in 1 F405 V4 BLS 60A 30x30 FC &amp; ESC stack Professional Bluetooth high performance GPS RC quadrirotor configuration</w:t>
+            </w:r>
+          </w:p>
+          <w:p/>
+          <w:p>
+            <w:r>
+              <w:t>78.17eur</w:t>
+            </w:r>
+          </w:p>
+        </w:tc>
+        <w:tc>
+          <w:tcPr>
+            <w:tcW w:w="3117" w:type="dxa"/>
+          </w:tcPr>
+          <w:p/>
+        </w:tc>
+      </w:tr>
+      <w:tr>
+        <w:tc>
+          <w:tcPr>
+            <w:tcW w:w="3116" w:type="dxa"/>
+          </w:tcPr>
+          <w:p>
+            <w:r>
+              <w:drawing>
+                <wp:inline distT="0" distB="0" distL="0" distR="0" wp14:anchorId="42D67844" wp14:editId="745D0EA8">
+                  <wp:extent cx="1410335" cy="1511073"/>
+                  <wp:effectExtent l="0" t="0" r="0" b="0"/>
+                  <wp:docPr id="1944993445" name="Picture 1"/>
+                  <wp:cNvGraphicFramePr>
+                    <a:graphicFrameLocks xmlns:a="http://schemas.openxmlformats.org/drawingml/2006/main" noChangeAspect="1"/>
+                  </wp:cNvGraphicFramePr>
+                  <a:graphic xmlns:a="http://schemas.openxmlformats.org/drawingml/2006/main">
+                    <a:graphicData uri="http://schemas.openxmlformats.org/drawingml/2006/picture">
+                      <pic:pic xmlns:pic="http://schemas.openxmlformats.org/drawingml/2006/picture">
+                        <pic:nvPicPr>
+                          <pic:cNvPr id="1944993445" name=""/>
+                          <pic:cNvPicPr/>
+                        </pic:nvPicPr>
+                        <pic:blipFill>
+                          <a:blip r:embed="rId13"/>
+                          <a:stretch>
+                            <a:fillRect/>
+                          </a:stretch>
+                        </pic:blipFill>
+                        <pic:spPr>
+                          <a:xfrm>
+                            <a:off x="0" y="0"/>
+                            <a:ext cx="1416982" cy="1518195"/>
+                          </a:xfrm>
+                          <a:prstGeom prst="rect">
+                            <a:avLst/>
+                          </a:prstGeom>
+                        </pic:spPr>
+                      </pic:pic>
+                    </a:graphicData>
+                  </a:graphic>
+                </wp:inline>
+              </w:drawing>
+            </w:r>
+          </w:p>
+        </w:tc>
+        <w:tc>
+          <w:tcPr>
+            <w:tcW w:w="3117" w:type="dxa"/>
+          </w:tcPr>
+          <w:p>
+            <w:r>
+              <w:t>MARK4 7inch 295mm Frame Kit 2806.5 1300KV Brushless Motor</w:t>
+            </w:r>
+          </w:p>
+          <w:p/>
+          <w:p>
+            <w:r>
+              <w:t>61.40eur</w:t>
+            </w:r>
+          </w:p>
+        </w:tc>
+        <w:tc>
+          <w:tcPr>
+            <w:tcW w:w="3117" w:type="dxa"/>
+          </w:tcPr>
+          <w:p/>
+        </w:tc>
+      </w:tr>
+      <w:tr>
+        <w:tc>
+          <w:tcPr>
+            <w:tcW w:w="3116" w:type="dxa"/>
+          </w:tcPr>
+          <w:p>
+            <w:r>
+              <w:drawing>
+                <wp:inline distT="0" distB="0" distL="0" distR="0" wp14:anchorId="50D7F3E9" wp14:editId="118569D9">
+                  <wp:extent cx="1410335" cy="1414459"/>
+                  <wp:effectExtent l="0" t="0" r="0" b="0"/>
+                  <wp:docPr id="996769408" name="Picture 1"/>
+                  <wp:cNvGraphicFramePr>
+                    <a:graphicFrameLocks xmlns:a="http://schemas.openxmlformats.org/drawingml/2006/main" noChangeAspect="1"/>
+                  </wp:cNvGraphicFramePr>
+                  <a:graphic xmlns:a="http://schemas.openxmlformats.org/drawingml/2006/main">
+                    <a:graphicData uri="http://schemas.openxmlformats.org/drawingml/2006/picture">
+                      <pic:pic xmlns:pic="http://schemas.openxmlformats.org/drawingml/2006/picture">
+                        <pic:nvPicPr>
+                          <pic:cNvPr id="996769408" name=""/>
+                          <pic:cNvPicPr/>
+                        </pic:nvPicPr>
+                        <pic:blipFill>
+                          <a:blip r:embed="rId14"/>
+                          <a:stretch>
+                            <a:fillRect/>
+                          </a:stretch>
+                        </pic:blipFill>
+                        <pic:spPr>
+                          <a:xfrm>
+                            <a:off x="0" y="0"/>
+                            <a:ext cx="1426491" cy="1430663"/>
+                          </a:xfrm>
+                          <a:prstGeom prst="rect">
+                            <a:avLst/>
+                          </a:prstGeom>
+                        </pic:spPr>
+                      </pic:pic>
+                    </a:graphicData>
+                  </a:graphic>
+                </wp:inline>
+              </w:drawing>
+            </w:r>
+          </w:p>
+        </w:tc>
+        <w:tc>
+          <w:tcPr>
+            <w:tcW w:w="3117" w:type="dxa"/>
+          </w:tcPr>
+          <w:p>
+            <w:r>
+              <w:t>ELRS 2.4GHz NANO ExpressLRS Long Range ELRS Receiver BETAFPV NANO 2400 RX For RC FPV Long Range Racing Drone Quadcopter Airplane</w:t>
+            </w:r>
+          </w:p>
+          <w:p/>
+          <w:p>
+            <w:r>
+              <w:t>6.65eur</w:t>
+            </w:r>
+          </w:p>
+        </w:tc>
+        <w:tc>
+          <w:tcPr>
+            <w:tcW w:w="3117" w:type="dxa"/>
+          </w:tcPr>
+          <w:p/>
+        </w:tc>
+      </w:tr>
+      <w:tr>
+        <w:tc>
+          <w:tcPr>
+            <w:tcW w:w="3116" w:type="dxa"/>
+          </w:tcPr>
+          <w:p>
+            <w:r>
+              <w:drawing>
+                <wp:inline distT="0" distB="0" distL="0" distR="0" wp14:anchorId="3C67AC5D" wp14:editId="4E4DFCFD">
+                  <wp:extent cx="1410335" cy="1805719"/>
+                  <wp:effectExtent l="0" t="0" r="0" b="4445"/>
+                  <wp:docPr id="935796934" name="Picture 1"/>
+                  <wp:cNvGraphicFramePr>
+                    <a:graphicFrameLocks xmlns:a="http://schemas.openxmlformats.org/drawingml/2006/main" noChangeAspect="1"/>
+                  </wp:cNvGraphicFramePr>
+                  <a:graphic xmlns:a="http://schemas.openxmlformats.org/drawingml/2006/main">
+                    <a:graphicData uri="http://schemas.openxmlformats.org/drawingml/2006/picture">
+                      <pic:pic xmlns:pic="http://schemas.openxmlformats.org/drawingml/2006/picture">
+                        <pic:nvPicPr>
+                          <pic:cNvPr id="935796934" name=""/>
+                          <pic:cNvPicPr/>
+                        </pic:nvPicPr>
+                        <pic:blipFill>
+                          <a:blip r:embed="rId15"/>
+                          <a:stretch>
+                            <a:fillRect/>
+                          </a:stretch>
+                        </pic:blipFill>
+                        <pic:spPr>
+                          <a:xfrm>
+                            <a:off x="0" y="0"/>
+                            <a:ext cx="1417363" cy="1814717"/>
+                          </a:xfrm>
+                          <a:prstGeom prst="rect">
+                            <a:avLst/>
+                          </a:prstGeom>
+                        </pic:spPr>
+                      </pic:pic>
+                    </a:graphicData>
+                  </a:graphic>
+                </wp:inline>
+              </w:drawing>
+            </w:r>
+          </w:p>
+        </w:tc>
+        <w:tc>
+          <w:tcPr>
+            <w:tcW w:w="3117" w:type="dxa"/>
+          </w:tcPr>
+          <w:p>
+            <w:r>
+              <w:t>RadioMaster Boxer 2.4G 16CH Radio Controlle</w:t>
+            </w:r>
+            <w:r>
+              <w:t>r ELRS</w:t>
+            </w:r>
+          </w:p>
+          <w:p/>
+          <w:p>
+            <w:r>
+              <w:t>122.57eur</w:t>
+            </w:r>
+          </w:p>
+          <w:p/>
+          <w:p/>
+          <w:p/>
+          <w:p/>
+          <w:p/>
+        </w:tc>
+        <w:tc>
+          <w:tcPr>
+            <w:tcW w:w="3117" w:type="dxa"/>
+          </w:tcPr>
+          <w:p/>
+          <w:p/>
+          <w:p/>
+          <w:p/>
+          <w:p/>
+          <w:p/>
+          <w:p/>
+          <w:p/>
+          <w:p/>
+          <w:p/>
+        </w:tc>
+      </w:tr>
+      <w:tr>
+        <w:tc>
+          <w:tcPr>
+            <w:tcW w:w="3116" w:type="dxa"/>
+          </w:tcPr>
+          <w:p>
+            <w:r>
+              <w:lastRenderedPageBreak/>
+              <w:drawing>
+                <wp:inline distT="0" distB="0" distL="0" distR="0" wp14:anchorId="6B610880" wp14:editId="1BC74208">
+                  <wp:extent cx="1524000" cy="1743456"/>
+                  <wp:effectExtent l="0" t="0" r="0" b="9525"/>
+                  <wp:docPr id="1632755542" name="Picture 1"/>
+                  <wp:cNvGraphicFramePr>
+                    <a:graphicFrameLocks xmlns:a="http://schemas.openxmlformats.org/drawingml/2006/main" noChangeAspect="1"/>
+                  </wp:cNvGraphicFramePr>
+                  <a:graphic xmlns:a="http://schemas.openxmlformats.org/drawingml/2006/main">
+                    <a:graphicData uri="http://schemas.openxmlformats.org/drawingml/2006/picture">
+                      <pic:pic xmlns:pic="http://schemas.openxmlformats.org/drawingml/2006/picture">
+                        <pic:nvPicPr>
+                          <pic:cNvPr id="1632755542" name=""/>
+                          <pic:cNvPicPr/>
+                        </pic:nvPicPr>
+                        <pic:blipFill>
+                          <a:blip r:embed="rId16"/>
+                          <a:stretch>
+                            <a:fillRect/>
+                          </a:stretch>
+                        </pic:blipFill>
+                        <pic:spPr>
+                          <a:xfrm>
+                            <a:off x="0" y="0"/>
+                            <a:ext cx="1536351" cy="1757586"/>
+                          </a:xfrm>
+                          <a:prstGeom prst="rect">
+                            <a:avLst/>
+                          </a:prstGeom>
+                        </pic:spPr>
+                      </pic:pic>
+                    </a:graphicData>
+                  </a:graphic>
+                </wp:inline>
+              </w:drawing>
+            </w:r>
+          </w:p>
+        </w:tc>
+        <w:tc>
+          <w:tcPr>
+            <w:tcW w:w="3117" w:type="dxa"/>
+          </w:tcPr>
+          <w:p>
+            <w:r>
+              <w:t>Mark4 7inch 295mm 315mm RC Plane FPV Racing Drone Quadcopter Frame Camera Mounting/Antenna/Motor Mounting Base 3D Print Kit</w:t>
+            </w:r>
+          </w:p>
+          <w:p/>
+          <w:p>
+            <w:r>
+              <w:t>0.87eur</w:t>
+            </w:r>
+          </w:p>
+        </w:tc>
+        <w:tc>
+          <w:tcPr>
+            <w:tcW w:w="3117" w:type="dxa"/>
+          </w:tcPr>
+          <w:p/>
+        </w:tc>
+      </w:tr>
+      <w:tr>
+        <w:tc>
+          <w:tcPr>
+            <w:tcW w:w="3116" w:type="dxa"/>
+          </w:tcPr>
+          <w:p>
+            <w:r>
+              <w:drawing>
+                <wp:inline distT="0" distB="0" distL="0" distR="0" wp14:anchorId="67BD76C2" wp14:editId="727EA30C">
+                  <wp:extent cx="1520809" cy="1552575"/>
+                  <wp:effectExtent l="0" t="0" r="3810" b="0"/>
+                  <wp:docPr id="420571740" name="Picture 1"/>
+                  <wp:cNvGraphicFramePr>
+                    <a:graphicFrameLocks xmlns:a="http://schemas.openxmlformats.org/drawingml/2006/main" noChangeAspect="1"/>
+                  </wp:cNvGraphicFramePr>
+                  <a:graphic xmlns:a="http://schemas.openxmlformats.org/drawingml/2006/main">
+                    <a:graphicData uri="http://schemas.openxmlformats.org/drawingml/2006/picture">
+                      <pic:pic xmlns:pic="http://schemas.openxmlformats.org/drawingml/2006/picture">
+                        <pic:nvPicPr>
+                          <pic:cNvPr id="420571740" name=""/>
+                          <pic:cNvPicPr/>
+                        </pic:nvPicPr>
+                        <pic:blipFill>
+                          <a:blip r:embed="rId17"/>
+                          <a:stretch>
+                            <a:fillRect/>
+                          </a:stretch>
+                        </pic:blipFill>
+                        <pic:spPr>
+                          <a:xfrm>
+                            <a:off x="0" y="0"/>
+                            <a:ext cx="1541932" cy="1574139"/>
+                          </a:xfrm>
+                          <a:prstGeom prst="rect">
+                            <a:avLst/>
+                          </a:prstGeom>
+                        </pic:spPr>
+                      </pic:pic>
+                    </a:graphicData>
+                  </a:graphic>
+                </wp:inline>
+              </w:drawing>
+            </w:r>
+          </w:p>
+        </w:tc>
+        <w:tc>
+          <w:tcPr>
+            <w:tcW w:w="3117" w:type="dxa"/>
+          </w:tcPr>
+          <w:p>
+            <w:r>
+              <w:t>GEPRC GEP-M10 Series GPS Module Integrate SBAS Joint Positioning M10 Chip QMC5883L Magnetometer DPS310 Barometer For FPV Drone</w:t>
+            </w:r>
+          </w:p>
+          <w:p/>
+          <w:p>
+            <w:r>
+              <w:t>16.16eur</w:t>
+            </w:r>
+          </w:p>
+        </w:tc>
+        <w:tc>
+          <w:tcPr>
+            <w:tcW w:w="3117" w:type="dxa"/>
+          </w:tcPr>
+          <w:p/>
+        </w:tc>
+      </w:tr>
+    </w:tbl>
+    <w:p/>
     <w:sectPr>
       <w:pgSz w:w="12240" w:h="15840"/>
       <w:pgMar w:top="1440" w:right="1440" w:bottom="1440" w:left="1440" w:header="720" w:footer="720" w:gutter="0"/>
